--- a/Fase 2/Evidencias Proyecto/Evidencias de documentación/04_Documento_de_Requerimientos.docx
+++ b/Fase 2/Evidencias Proyecto/Evidencias de documentación/04_Documento_de_Requerimientos.docx
@@ -12603,7 +12603,7 @@
                 <w:sz w:val="16"/>
                 <w:szCs w:val="16"/>
               </w:rPr>
-              <w:t>Datos alojados en Chile; cualquier transferencia internacional requiere garantías documentadas.</w:t>
+              <w:t>Base de datos alojada en Supabase (PostgreSQL 17, región us-west-2, Oregón, EE. UU.): transferencia internacional de datos personales declarada en la Política de Privacidad y en el Registro de Actividades de Tratamiento (RAT), con las garantías contractuales del proveedor.</w:t>
             </w:r>
           </w:p>
         </w:tc>

--- a/Fase 2/Evidencias Proyecto/Evidencias de documentación/04_Documento_de_Requerimientos.docx
+++ b/Fase 2/Evidencias Proyecto/Evidencias de documentación/04_Documento_de_Requerimientos.docx
@@ -497,7 +497,7 @@
                 <w:sz w:val="20"/>
                 <w:szCs w:val="20"/>
               </w:rPr>
-              <w:t>1.0</w:t>
+              <w:t>1.1</w:t>
             </w:r>
           </w:p>
         </w:tc>
@@ -532,7 +532,7 @@
           <w:sz w:val="22"/>
           <w:szCs w:val="22"/>
         </w:rPr>
-        <w:t xml:space="preserve">Este documento consolida los requerimientos del Proyecto Barbería Big-Boys y su trazabilidad a los objetivos del Acta de Constitución. La especificación detallada, conforme al estándar IEEE 830 (IEEE, 1998), se mantiene en el ERS, revisión 04; este documento resume y valida el catálogo vigente: </w:t>
+        <w:t xml:space="preserve">Este documento consolida los requerimientos del Proyecto Barbería Big-Boys y su trazabilidad a los objetivos del Acta de Constitución. La especificación detallada, conforme al estándar IEEE 830 (IEEE, 1998), se mantiene en el ERS, revisión 04.1; este documento resume y valida el catálogo vigente: </w:t>
       </w:r>
       <w:r>
         <w:rPr>
@@ -20551,7 +20551,7 @@
           <w:sz w:val="21"/>
           <w:szCs w:val="21"/>
         </w:rPr>
-        <w:t>Los requerimientos modificados y nuevos quedan en estado «Propuesto» hasta su validación por el/la dueño/a y el docente (SC-01 a SC-10 del Control de Cambios).</w:t>
+        <w:t>Los requerimientos modificados y nuevos quedan en estado «Propuesto» hasta su validación por el/la dueño/a y el docente (SC-01 a SC-20 del Control de Cambios).</w:t>
       </w:r>
     </w:p>
     <w:p>

--- a/Fase 2/Evidencias Proyecto/Evidencias de documentación/04_Documento_de_Requerimientos.docx
+++ b/Fase 2/Evidencias Proyecto/Evidencias de documentación/04_Documento_de_Requerimientos.docx
@@ -20551,7 +20551,7 @@
           <w:sz w:val="21"/>
           <w:szCs w:val="21"/>
         </w:rPr>
-        <w:t>Los requerimientos modificados y nuevos quedan en estado «Propuesto» hasta su validación por el/la dueño/a y el docente (SC-01 a SC-20 del Control de Cambios).</w:t>
+        <w:t>Los requerimientos modificados y nuevos quedan en estado «Propuesto» hasta su validación por el/la dueño/a y el docente (SC-01 a SC-21 del Control de Cambios).</w:t>
       </w:r>
     </w:p>
     <w:p>
